--- a/All_Books/09 THOUSAND LIVES/Word vervion/THOUSAND_LIVES_en_A6.docx
+++ b/All_Books/09 THOUSAND LIVES/Word vervion/THOUSAND_LIVES_en_A6.docx
@@ -1233,16 +1233,6 @@
           <w:szCs w:val="32"/>
         </w:rPr>
       </w:pPr>
-      <w:r>
-        <w:rPr>
-          <w:rFonts w:ascii="Palatino Linotype" w:eastAsia="sans-serif" w:hAnsi="Palatino Linotype" w:cs="Palatino Linotype"/>
-          <w:color w:val="1A1C1E"/>
-          <w:sz w:val="32"/>
-          <w:szCs w:val="32"/>
-          <w:shd w:val="clear" w:color="auto" w:fill="FFFFFF"/>
-        </w:rPr>
-        <w:t>…</w:t>
-      </w:r>
     </w:p>
     <w:p>
       <w:pPr>
@@ -5941,7 +5931,6 @@
           <w:shd w:val="clear" w:color="auto" w:fill="FFFFFF"/>
         </w:rPr>
       </w:pPr>
-      <w:bookmarkStart w:id="0" w:name="_GoBack"/>
       <w:r>
         <w:rPr>
           <w:rFonts w:ascii="Palatino Linotype" w:eastAsia="sans-serif" w:hAnsi="Palatino Linotype" w:cs="Palatino Linotype"/>
@@ -5961,17 +5950,7 @@
           <w:shd w:val="clear" w:color="auto" w:fill="FFFFFF"/>
         </w:rPr>
         <w:lastRenderedPageBreak/>
-        <w:t>'flight' was merely a sophisticated ru</w:t>
-      </w:r>
-      <w:r>
-        <w:rPr>
-          <w:rFonts w:ascii="Palatino Linotype" w:eastAsia="sans-serif" w:hAnsi="Palatino Linotype" w:cs="Palatino Linotype"/>
-          <w:color w:val="1A1C1E"/>
-          <w:sz w:val="32"/>
-          <w:szCs w:val="32"/>
-          <w:shd w:val="clear" w:color="auto" w:fill="FFFFFF"/>
-        </w:rPr>
-        <w:t>se to lure me into a death trap</w:t>
+        <w:t>'flight' was merely a sophisticated ruse to lure me into a death trap</w:t>
       </w:r>
       <w:r>
         <w:rPr>
@@ -5984,7 +5963,6 @@
         <w:t>.</w:t>
       </w:r>
     </w:p>
-    <w:bookmarkEnd w:id="0"/>
     <w:p>
       <w:pPr>
         <w:pStyle w:val="NormalWeb"/>
@@ -8676,16 +8654,6 @@
           <w:szCs w:val="32"/>
         </w:rPr>
       </w:pPr>
-      <w:r>
-        <w:rPr>
-          <w:rFonts w:ascii="Palatino Linotype" w:eastAsia="sans-serif" w:hAnsi="Palatino Linotype" w:cs="Palatino Linotype"/>
-          <w:color w:val="1A1C1E"/>
-          <w:sz w:val="32"/>
-          <w:szCs w:val="32"/>
-          <w:shd w:val="clear" w:color="auto" w:fill="FFFFFF"/>
-        </w:rPr>
-        <w:t>…</w:t>
-      </w:r>
     </w:p>
     <w:p>
       <w:pPr>
@@ -8866,7 +8834,27 @@
           <w:shd w:val="clear" w:color="auto" w:fill="FFFFFF"/>
         </w:rPr>
         <w:lastRenderedPageBreak/>
-        <w:t>to the fate of the entire era. And it was through these extraordinary meetings that I gradually saw the invisible net that enveloped the entire land. The first meeting was with Mr. Shuijing, Sima Hui...</w:t>
+        <w:t xml:space="preserve">to the fate of the entire era. And it was through these extraordinary meetings that I gradually saw the invisible net that enveloped the entire land. The first meeting was with </w:t>
+      </w:r>
+      <w:r>
+        <w:rPr>
+          <w:rFonts w:ascii="Palatino Linotype" w:eastAsia="sans-serif" w:hAnsi="Palatino Linotype" w:cs="Palatino Linotype"/>
+          <w:color w:val="1A1C1E"/>
+          <w:sz w:val="32"/>
+          <w:szCs w:val="32"/>
+          <w:shd w:val="clear" w:color="auto" w:fill="FFFFFF"/>
+        </w:rPr>
+        <w:t>Master Shuijing</w:t>
+      </w:r>
+      <w:r>
+        <w:rPr>
+          <w:rFonts w:ascii="Palatino Linotype" w:eastAsia="sans-serif" w:hAnsi="Palatino Linotype" w:cs="Palatino Linotype"/>
+          <w:color w:val="1A1C1E"/>
+          <w:sz w:val="32"/>
+          <w:szCs w:val="32"/>
+          <w:shd w:val="clear" w:color="auto" w:fill="FFFFFF"/>
+        </w:rPr>
+        <w:t>, Sima Hui...</w:t>
       </w:r>
     </w:p>
     <w:p>
@@ -8931,7 +8919,19 @@
           <w:szCs w:val="36"/>
           <w:shd w:val="clear" w:color="auto" w:fill="FFFFFF"/>
         </w:rPr>
-        <w:t>Meeting Mr. Shuijing</w:t>
+        <w:t xml:space="preserve">Meeting </w:t>
+      </w:r>
+      <w:r>
+        <w:rPr>
+          <w:rFonts w:ascii="Palatino Linotype" w:eastAsia="sans-serif" w:hAnsi="Palatino Linotype" w:cs="Palatino Linotype"/>
+          <w:b/>
+          <w:bCs/>
+          <w:color w:val="1A1C1E"/>
+          <w:sz w:val="36"/>
+          <w:szCs w:val="36"/>
+          <w:shd w:val="clear" w:color="auto" w:fill="FFFFFF"/>
+        </w:rPr>
+        <w:t>Master Shuijing</w:t>
       </w:r>
     </w:p>
     <w:p>
@@ -9045,64 +9045,94 @@
           <w:szCs w:val="32"/>
           <w:shd w:val="clear" w:color="auto" w:fill="FFFFFF"/>
         </w:rPr>
-        <w:t>I knew he was Mr. Shuijing, and he also knew who I was. Among Daoist cultivators, spiritual communion is sometimes faster than words. I smiled and sat down opposite him.</w:t>
-      </w:r>
-    </w:p>
-    <w:p>
-      <w:pPr>
-        <w:pStyle w:val="NormalWeb"/>
-        <w:shd w:val="clear" w:color="auto" w:fill="FFFFFF"/>
-        <w:spacing w:after="216" w:afterAutospacing="0" w:line="240" w:lineRule="atLeast"/>
-        <w:rPr>
-          <w:rFonts w:ascii="Palatino Linotype" w:eastAsia="sans-serif" w:hAnsi="Palatino Linotype" w:cs="Palatino Linotype"/>
-          <w:color w:val="1A1C1E"/>
-          <w:sz w:val="32"/>
-          <w:szCs w:val="32"/>
-        </w:rPr>
-      </w:pPr>
-      <w:r>
-        <w:rPr>
-          <w:rFonts w:ascii="Palatino Linotype" w:eastAsia="sans-serif" w:hAnsi="Palatino Linotype" w:cs="Palatino Linotype"/>
-          <w:color w:val="1A1C1E"/>
-          <w:sz w:val="32"/>
-          <w:szCs w:val="32"/>
-          <w:shd w:val="clear" w:color="auto" w:fill="FFFFFF"/>
-        </w:rPr>
-        <w:t xml:space="preserve">"Master," I said, "in this game of Go, the white side, though at a disadvantage and surrounded, still has a path to life in the corner. It's just </w:t>
-      </w:r>
-      <w:r>
-        <w:rPr>
-          <w:rFonts w:ascii="Palatino Linotype" w:eastAsia="sans-serif" w:hAnsi="Palatino Linotype" w:cs="Palatino Linotype"/>
-          <w:color w:val="1A1C1E"/>
-          <w:sz w:val="32"/>
-          <w:szCs w:val="32"/>
-          <w:shd w:val="clear" w:color="auto" w:fill="FFFFFF"/>
-        </w:rPr>
-        <w:lastRenderedPageBreak/>
-        <w:t>that this path is too narrow, requiring a miraculous move to break the siege. I fear an ordinary person would find it hard to see, and even if they did, they would not have the courage to make the move."</w:t>
-      </w:r>
-    </w:p>
-    <w:p>
-      <w:pPr>
-        <w:pStyle w:val="NormalWeb"/>
-        <w:shd w:val="clear" w:color="auto" w:fill="FFFFFF"/>
-        <w:spacing w:after="216" w:afterAutospacing="0" w:line="240" w:lineRule="atLeast"/>
-        <w:rPr>
-          <w:rFonts w:ascii="Palatino Linotype" w:eastAsia="sans-serif" w:hAnsi="Palatino Linotype" w:cs="Palatino Linotype"/>
-          <w:color w:val="1A1C1E"/>
-          <w:sz w:val="32"/>
-          <w:szCs w:val="32"/>
-        </w:rPr>
-      </w:pPr>
-      <w:r>
-        <w:rPr>
-          <w:rFonts w:ascii="Palatino Linotype" w:eastAsia="sans-serif" w:hAnsi="Palatino Linotype" w:cs="Palatino Linotype"/>
-          <w:color w:val="1A1C1E"/>
-          <w:sz w:val="32"/>
-          <w:szCs w:val="32"/>
-          <w:shd w:val="clear" w:color="auto" w:fill="FFFFFF"/>
-        </w:rPr>
-        <w:t>Mr. Shuijing finally looked up, his eyes as clear as an autumn lake. He looked at me and nodded slightly. He waved his sleeve, sweeping the Go stones off the board.</w:t>
+        <w:t xml:space="preserve">I knew he was </w:t>
+      </w:r>
+      <w:r>
+        <w:rPr>
+          <w:rFonts w:ascii="Palatino Linotype" w:eastAsia="sans-serif" w:hAnsi="Palatino Linotype" w:cs="Palatino Linotype"/>
+          <w:color w:val="1A1C1E"/>
+          <w:sz w:val="32"/>
+          <w:szCs w:val="32"/>
+          <w:shd w:val="clear" w:color="auto" w:fill="FFFFFF"/>
+        </w:rPr>
+        <w:t>Master Shuijing</w:t>
+      </w:r>
+      <w:r>
+        <w:rPr>
+          <w:rFonts w:ascii="Palatino Linotype" w:eastAsia="sans-serif" w:hAnsi="Palatino Linotype" w:cs="Palatino Linotype"/>
+          <w:color w:val="1A1C1E"/>
+          <w:sz w:val="32"/>
+          <w:szCs w:val="32"/>
+          <w:shd w:val="clear" w:color="auto" w:fill="FFFFFF"/>
+        </w:rPr>
+        <w:t>, and he also knew who I was. Among Daoist cultivators, spiritual communion is sometimes faster than words. I smiled and sat down opposite him.</w:t>
+      </w:r>
+    </w:p>
+    <w:p>
+      <w:pPr>
+        <w:pStyle w:val="NormalWeb"/>
+        <w:shd w:val="clear" w:color="auto" w:fill="FFFFFF"/>
+        <w:spacing w:after="216" w:afterAutospacing="0" w:line="240" w:lineRule="atLeast"/>
+        <w:rPr>
+          <w:rFonts w:ascii="Palatino Linotype" w:eastAsia="sans-serif" w:hAnsi="Palatino Linotype" w:cs="Palatino Linotype"/>
+          <w:color w:val="1A1C1E"/>
+          <w:sz w:val="32"/>
+          <w:szCs w:val="32"/>
+        </w:rPr>
+      </w:pPr>
+      <w:r>
+        <w:rPr>
+          <w:rFonts w:ascii="Palatino Linotype" w:eastAsia="sans-serif" w:hAnsi="Palatino Linotype" w:cs="Palatino Linotype"/>
+          <w:color w:val="1A1C1E"/>
+          <w:sz w:val="32"/>
+          <w:szCs w:val="32"/>
+          <w:shd w:val="clear" w:color="auto" w:fill="FFFFFF"/>
+        </w:rPr>
+        <w:t xml:space="preserve">"Master," I said, "in this game of Go, the white side, though at a disadvantage and surrounded, still </w:t>
+      </w:r>
+      <w:r>
+        <w:rPr>
+          <w:rFonts w:ascii="Palatino Linotype" w:eastAsia="sans-serif" w:hAnsi="Palatino Linotype" w:cs="Palatino Linotype"/>
+          <w:color w:val="1A1C1E"/>
+          <w:sz w:val="32"/>
+          <w:szCs w:val="32"/>
+          <w:shd w:val="clear" w:color="auto" w:fill="FFFFFF"/>
+        </w:rPr>
+        <w:lastRenderedPageBreak/>
+        <w:t>has a path to life in the corner. It's just that this path is too narrow, requiring a miraculous move to break the siege. I fear an ordinary person would find it hard to see, and even if they did, they would not have the courage to make the move."</w:t>
+      </w:r>
+    </w:p>
+    <w:p>
+      <w:pPr>
+        <w:pStyle w:val="NormalWeb"/>
+        <w:shd w:val="clear" w:color="auto" w:fill="FFFFFF"/>
+        <w:spacing w:after="216" w:afterAutospacing="0" w:line="240" w:lineRule="atLeast"/>
+        <w:rPr>
+          <w:rFonts w:ascii="Palatino Linotype" w:eastAsia="sans-serif" w:hAnsi="Palatino Linotype" w:cs="Palatino Linotype"/>
+          <w:color w:val="1A1C1E"/>
+          <w:sz w:val="32"/>
+          <w:szCs w:val="32"/>
+        </w:rPr>
+      </w:pPr>
+      <w:r>
+        <w:rPr>
+          <w:rFonts w:ascii="Palatino Linotype" w:eastAsia="sans-serif" w:hAnsi="Palatino Linotype" w:cs="Palatino Linotype"/>
+          <w:color w:val="1A1C1E"/>
+          <w:sz w:val="32"/>
+          <w:szCs w:val="32"/>
+          <w:shd w:val="clear" w:color="auto" w:fill="FFFFFF"/>
+        </w:rPr>
+        <w:t>Master Shuijing</w:t>
+      </w:r>
+      <w:r>
+        <w:rPr>
+          <w:rFonts w:ascii="Palatino Linotype" w:eastAsia="sans-serif" w:hAnsi="Palatino Linotype" w:cs="Palatino Linotype"/>
+          <w:color w:val="1A1C1E"/>
+          <w:sz w:val="32"/>
+          <w:szCs w:val="32"/>
+          <w:shd w:val="clear" w:color="auto" w:fill="FFFFFF"/>
+        </w:rPr>
+        <w:t xml:space="preserve"> finally looked up, his eyes as clear as an autumn lake. He looked at me and nodded slightly. He waved his sleeve, sweeping the Go stones off the board.</w:t>
       </w:r>
     </w:p>
     <w:p>
@@ -9172,7 +9202,27 @@
           <w:szCs w:val="32"/>
           <w:shd w:val="clear" w:color="auto" w:fill="FFFFFF"/>
         </w:rPr>
-        <w:t>"Fellow Daoist, you have traveled far and wide," Mr. Shuijing spoke first. "What have you seen in this great game of the world?"</w:t>
+        <w:t xml:space="preserve">"Fellow Daoist, you have traveled far and wide," </w:t>
+      </w:r>
+      <w:r>
+        <w:rPr>
+          <w:rFonts w:ascii="Palatino Linotype" w:eastAsia="sans-serif" w:hAnsi="Palatino Linotype" w:cs="Palatino Linotype"/>
+          <w:color w:val="1A1C1E"/>
+          <w:sz w:val="32"/>
+          <w:szCs w:val="32"/>
+          <w:shd w:val="clear" w:color="auto" w:fill="FFFFFF"/>
+        </w:rPr>
+        <w:t>Master Shuijing</w:t>
+      </w:r>
+      <w:r>
+        <w:rPr>
+          <w:rFonts w:ascii="Palatino Linotype" w:eastAsia="sans-serif" w:hAnsi="Palatino Linotype" w:cs="Palatino Linotype"/>
+          <w:color w:val="1A1C1E"/>
+          <w:sz w:val="32"/>
+          <w:szCs w:val="32"/>
+          <w:shd w:val="clear" w:color="auto" w:fill="FFFFFF"/>
+        </w:rPr>
+        <w:t xml:space="preserve"> spoke first. "What have you seen in this great game of the world?"</w:t>
       </w:r>
     </w:p>
     <w:p>
@@ -9229,7 +9279,17 @@
           <w:szCs w:val="32"/>
           <w:shd w:val="clear" w:color="auto" w:fill="FFFFFF"/>
         </w:rPr>
-        <w:t>Mr. Shuijing sighed, a sigh that seemed to contain the sorrow of four hundred years. "Indeed. The dragon vein is broken. What the warlords are fighting for is actually a soulless dragon carcass. Yuan Shao in Hebei, from a family of high officials for four generations, looks like a fierce tiger, but his qi of fortune is mixed; strong on the outside, weak on the inside. He is a paper tiger; a single heavy rain will dissolve him."</w:t>
+        <w:t>Master Shuijing</w:t>
+      </w:r>
+      <w:r>
+        <w:rPr>
+          <w:rFonts w:ascii="Palatino Linotype" w:eastAsia="sans-serif" w:hAnsi="Palatino Linotype" w:cs="Palatino Linotype"/>
+          <w:color w:val="1A1C1E"/>
+          <w:sz w:val="32"/>
+          <w:szCs w:val="32"/>
+          <w:shd w:val="clear" w:color="auto" w:fill="FFFFFF"/>
+        </w:rPr>
+        <w:t xml:space="preserve"> sighed, a sigh that seemed to contain the sorrow of four hundred years. "Indeed. The dragon vein is broken. What the warlords are fighting for is actually a soulless dragon carcass. Yuan Shao in Hebei, from a family of high officials for four generations, looks like a fierce tiger, but his qi of fortune is mixed; strong on the outside, weak on the inside. He is a paper tiger; a single heavy rain will dissolve him."</w:t>
       </w:r>
     </w:p>
     <w:p>
@@ -9276,7 +9336,27 @@
           <w:szCs w:val="32"/>
           <w:shd w:val="clear" w:color="auto" w:fill="FFFFFF"/>
         </w:rPr>
-        <w:t>"Fellow Daoist, you see correctly," Mr. Shuijing took a sip of tea. "Cao Cao is a </w:t>
+        <w:t xml:space="preserve">"Fellow Daoist, you see correctly," </w:t>
+      </w:r>
+      <w:r>
+        <w:rPr>
+          <w:rFonts w:ascii="Palatino Linotype" w:eastAsia="sans-serif" w:hAnsi="Palatino Linotype" w:cs="Palatino Linotype"/>
+          <w:color w:val="1A1C1E"/>
+          <w:sz w:val="32"/>
+          <w:szCs w:val="32"/>
+          <w:shd w:val="clear" w:color="auto" w:fill="FFFFFF"/>
+        </w:rPr>
+        <w:t>Master Shuijing</w:t>
+      </w:r>
+      <w:r>
+        <w:rPr>
+          <w:rFonts w:ascii="Palatino Linotype" w:eastAsia="sans-serif" w:hAnsi="Palatino Linotype" w:cs="Palatino Linotype"/>
+          <w:color w:val="1A1C1E"/>
+          <w:sz w:val="32"/>
+          <w:szCs w:val="32"/>
+          <w:shd w:val="clear" w:color="auto" w:fill="FFFFFF"/>
+        </w:rPr>
+        <w:t xml:space="preserve"> took a sip of tea. "Cao Cao is a </w:t>
       </w:r>
       <w:r>
         <w:rPr>
@@ -9378,7 +9458,27 @@
           <w:szCs w:val="32"/>
           <w:shd w:val="clear" w:color="auto" w:fill="FFFFFF"/>
         </w:rPr>
-        <w:t xml:space="preserve">"Jiangdong has the qi of an emperor, but it is the qi of a king who is content with his lot," Mr. Shuijing replied. "They can hold on to their </w:t>
+        <w:t xml:space="preserve">"Jiangdong has the qi of an emperor, but it is the qi of a king who is content with his lot," </w:t>
+      </w:r>
+      <w:r>
+        <w:rPr>
+          <w:rFonts w:ascii="Palatino Linotype" w:eastAsia="sans-serif" w:hAnsi="Palatino Linotype" w:cs="Palatino Linotype"/>
+          <w:color w:val="1A1C1E"/>
+          <w:sz w:val="32"/>
+          <w:szCs w:val="32"/>
+          <w:shd w:val="clear" w:color="auto" w:fill="FFFFFF"/>
+        </w:rPr>
+        <w:t>Master Shuijing</w:t>
+      </w:r>
+      <w:r>
+        <w:rPr>
+          <w:rFonts w:ascii="Palatino Linotype" w:eastAsia="sans-serif" w:hAnsi="Palatino Linotype" w:cs="Palatino Linotype"/>
+          <w:color w:val="1A1C1E"/>
+          <w:sz w:val="32"/>
+          <w:szCs w:val="32"/>
+          <w:shd w:val="clear" w:color="auto" w:fill="FFFFFF"/>
+        </w:rPr>
+        <w:t xml:space="preserve"> replied. "They can hold on to their </w:t>
       </w:r>
       <w:r>
         <w:rPr>
@@ -9469,7 +9569,27 @@
           <w:szCs w:val="32"/>
           <w:shd w:val="clear" w:color="auto" w:fill="FFFFFF"/>
         </w:rPr>
-        <w:t>As if reading my thoughts, Mr. Shuijing said softly, "There is one more person, who carries a little of the true qi of the Han, but it is too weak. This person has an abundance of righteousness, but lacks the timing of fate. He is like a good seed, but has fallen into a cold winter, making it very difficult to sprout into a great tree."</w:t>
+        <w:t xml:space="preserve">As if reading my thoughts, </w:t>
+      </w:r>
+      <w:r>
+        <w:rPr>
+          <w:rFonts w:ascii="Palatino Linotype" w:eastAsia="sans-serif" w:hAnsi="Palatino Linotype" w:cs="Palatino Linotype"/>
+          <w:color w:val="1A1C1E"/>
+          <w:sz w:val="32"/>
+          <w:szCs w:val="32"/>
+          <w:shd w:val="clear" w:color="auto" w:fill="FFFFFF"/>
+        </w:rPr>
+        <w:t>Master Shuijing</w:t>
+      </w:r>
+      <w:r>
+        <w:rPr>
+          <w:rFonts w:ascii="Palatino Linotype" w:eastAsia="sans-serif" w:hAnsi="Palatino Linotype" w:cs="Palatino Linotype"/>
+          <w:color w:val="1A1C1E"/>
+          <w:sz w:val="32"/>
+          <w:szCs w:val="32"/>
+          <w:shd w:val="clear" w:color="auto" w:fill="FFFFFF"/>
+        </w:rPr>
+        <w:t xml:space="preserve"> said softly, "There is one more person, who carries a little of the true qi of the Han, but it is too weak. This person has an abundance of righteousness, but lacks the timing of fate. He is like a good seed, but has fallen into a cold winter, making it very difficult to sprout into a great tree."</w:t>
       </w:r>
     </w:p>
     <w:p>
@@ -9516,7 +9636,17 @@
           <w:shd w:val="clear" w:color="auto" w:fill="FFFFFF"/>
         </w:rPr>
         <w:lastRenderedPageBreak/>
-        <w:t>Mr. Shuijing did not answer immediately. He stood up, clasped his hands behind his back, walked to the edge of the porch, and looked at the ripples on the pond.</w:t>
+        <w:t>Master Shuijing</w:t>
+      </w:r>
+      <w:r>
+        <w:rPr>
+          <w:rFonts w:ascii="Palatino Linotype" w:eastAsia="sans-serif" w:hAnsi="Palatino Linotype" w:cs="Palatino Linotype"/>
+          <w:color w:val="1A1C1E"/>
+          <w:sz w:val="32"/>
+          <w:szCs w:val="32"/>
+          <w:shd w:val="clear" w:color="auto" w:fill="FFFFFF"/>
+        </w:rPr>
+        <w:t xml:space="preserve"> did not answer immediately. He stood up, clasped his hands behind his back, walked to the edge of the porch, and looked at the ripples on the pond.</w:t>
       </w:r>
     </w:p>
     <w:p>
@@ -9586,7 +9716,27 @@
           <w:szCs w:val="32"/>
           <w:shd w:val="clear" w:color="auto" w:fill="FFFFFF"/>
         </w:rPr>
-        <w:t xml:space="preserve">"Yes," Mr. Shuijing turned back, a complex light in his eyes, a mix of admiration and regret. "This man's talent can be compared to Jiang Ziya and Zhang Zifang. But unfortunately, he was born at the wrong time. Jiang Ziya met King Wen when the Shang dynasty was at its end, so he could help the Zhou dynasty establish an eight-hundred-year foundation. Zhang Zifang met Emperor Gaozu of Han when the Qin dynasty had become extremely tyrannical, so he </w:t>
+        <w:t xml:space="preserve">"Yes," </w:t>
+      </w:r>
+      <w:r>
+        <w:rPr>
+          <w:rFonts w:ascii="Palatino Linotype" w:eastAsia="sans-serif" w:hAnsi="Palatino Linotype" w:cs="Palatino Linotype"/>
+          <w:color w:val="1A1C1E"/>
+          <w:sz w:val="32"/>
+          <w:szCs w:val="32"/>
+          <w:shd w:val="clear" w:color="auto" w:fill="FFFFFF"/>
+        </w:rPr>
+        <w:t>Master Shuijing</w:t>
+      </w:r>
+      <w:r>
+        <w:rPr>
+          <w:rFonts w:ascii="Palatino Linotype" w:eastAsia="sans-serif" w:hAnsi="Palatino Linotype" w:cs="Palatino Linotype"/>
+          <w:color w:val="1A1C1E"/>
+          <w:sz w:val="32"/>
+          <w:szCs w:val="32"/>
+          <w:shd w:val="clear" w:color="auto" w:fill="FFFFFF"/>
+        </w:rPr>
+        <w:t xml:space="preserve"> turned back, a complex light in his eyes, a mix of admiration and regret. "This man's talent can be compared to Jiang Ziya and Zhang Zifang. But unfortunately, he was born at the wrong time. Jiang Ziya met King Wen when the Shang dynasty was at its end, so he could help the Zhou dynasty establish an eight-hundred-year foundation. Zhang Zifang met Emperor Gaozu of Han when the Qin dynasty had become extremely tyrannical, so he </w:t>
       </w:r>
       <w:r>
         <w:rPr>
@@ -9723,18 +9873,38 @@
           <w:szCs w:val="32"/>
           <w:shd w:val="clear" w:color="auto" w:fill="FFFFFF"/>
         </w:rPr>
-        <w:t xml:space="preserve">As I left, I could still hear his faint sigh. I knew that soon, Liu Bei would come here, and Mr. Shuijing would tell him about the Sleeping Dragon and the Fledgling Phoenix. But the core of the Heavenly secret, the </w:t>
-      </w:r>
-      <w:r>
-        <w:rPr>
-          <w:rFonts w:ascii="Palatino Linotype" w:eastAsia="sans-serif" w:hAnsi="Palatino Linotype" w:cs="Palatino Linotype"/>
-          <w:color w:val="1A1C1E"/>
-          <w:sz w:val="32"/>
-          <w:szCs w:val="32"/>
-          <w:shd w:val="clear" w:color="auto" w:fill="FFFFFF"/>
-        </w:rPr>
-        <w:lastRenderedPageBreak/>
-        <w:t>"wrong timing," he would probably keep to himself in a sigh.</w:t>
+        <w:t xml:space="preserve">As I left, I could still hear his faint sigh. I knew that soon, Liu Bei would come here, and </w:t>
+      </w:r>
+      <w:r>
+        <w:rPr>
+          <w:rFonts w:ascii="Palatino Linotype" w:eastAsia="sans-serif" w:hAnsi="Palatino Linotype" w:cs="Palatino Linotype"/>
+          <w:color w:val="1A1C1E"/>
+          <w:sz w:val="32"/>
+          <w:szCs w:val="32"/>
+          <w:shd w:val="clear" w:color="auto" w:fill="FFFFFF"/>
+        </w:rPr>
+        <w:t>Master Shuijing</w:t>
+      </w:r>
+      <w:r>
+        <w:rPr>
+          <w:rFonts w:ascii="Palatino Linotype" w:eastAsia="sans-serif" w:hAnsi="Palatino Linotype" w:cs="Palatino Linotype"/>
+          <w:color w:val="1A1C1E"/>
+          <w:sz w:val="32"/>
+          <w:szCs w:val="32"/>
+          <w:shd w:val="clear" w:color="auto" w:fill="FFFFFF"/>
+        </w:rPr>
+        <w:t xml:space="preserve"> would tell him about the Sleeping Dragon and the Fledgling Phoenix. But the core of the Heavenly secret, </w:t>
+      </w:r>
+      <w:r>
+        <w:rPr>
+          <w:rFonts w:ascii="Palatino Linotype" w:eastAsia="sans-serif" w:hAnsi="Palatino Linotype" w:cs="Palatino Linotype"/>
+          <w:color w:val="1A1C1E"/>
+          <w:sz w:val="32"/>
+          <w:szCs w:val="32"/>
+          <w:shd w:val="clear" w:color="auto" w:fill="FFFFFF"/>
+        </w:rPr>
+        <w:lastRenderedPageBreak/>
+        <w:t>the "wrong timing," he would probably keep to himself in a sigh.</w:t>
       </w:r>
     </w:p>
     <w:p>
@@ -10785,7 +10955,27 @@
           <w:szCs w:val="32"/>
           <w:shd w:val="clear" w:color="auto" w:fill="FFFFFF"/>
         </w:rPr>
-        <w:t>The encounter with Hua Tuo, along with what I had seen with Mr. Shuijing and Zhuge Liang, urged me to find a final answer, an answer to the entire tragedy of this era. I found a quiet cave on a mountain and began to meditate, determined to see the root cause.</w:t>
+        <w:t xml:space="preserve">The encounter with Hua Tuo, along with what I had seen with </w:t>
+      </w:r>
+      <w:r>
+        <w:rPr>
+          <w:rFonts w:ascii="Palatino Linotype" w:eastAsia="sans-serif" w:hAnsi="Palatino Linotype" w:cs="Palatino Linotype"/>
+          <w:color w:val="1A1C1E"/>
+          <w:sz w:val="32"/>
+          <w:szCs w:val="32"/>
+          <w:shd w:val="clear" w:color="auto" w:fill="FFFFFF"/>
+        </w:rPr>
+        <w:t>Master Shuijing</w:t>
+      </w:r>
+      <w:r>
+        <w:rPr>
+          <w:rFonts w:ascii="Palatino Linotype" w:eastAsia="sans-serif" w:hAnsi="Palatino Linotype" w:cs="Palatino Linotype"/>
+          <w:color w:val="1A1C1E"/>
+          <w:sz w:val="32"/>
+          <w:szCs w:val="32"/>
+          <w:shd w:val="clear" w:color="auto" w:fill="FFFFFF"/>
+        </w:rPr>
+        <w:t xml:space="preserve"> and Zhuge Liang, urged me to find a final answer, an answer to the entire tragedy of this era. I found a quiet cave on a mountain and began to meditate, determined to see the root cause.</w:t>
       </w:r>
     </w:p>
     <w:p>
@@ -14937,16 +15127,6 @@
           <w:szCs w:val="32"/>
         </w:rPr>
       </w:pPr>
-      <w:r>
-        <w:rPr>
-          <w:rFonts w:ascii="Palatino Linotype" w:eastAsia="sans-serif" w:hAnsi="Palatino Linotype" w:cs="Palatino Linotype"/>
-          <w:color w:val="1A1C1E"/>
-          <w:sz w:val="32"/>
-          <w:szCs w:val="32"/>
-          <w:shd w:val="clear" w:color="auto" w:fill="FFFFFF"/>
-        </w:rPr>
-        <w:t>…</w:t>
-      </w:r>
     </w:p>
     <w:p>
       <w:pPr>
@@ -30763,6 +30943,7 @@
           <w:szCs w:val="52"/>
           <w:shd w:val="clear" w:color="auto" w:fill="FFFFFF"/>
         </w:rPr>
+        <w:lastRenderedPageBreak/>
         <w:t>ABOUT THE AUTHOR &amp; THE LIVES MEDIA PROJECT</w:t>
       </w:r>
     </w:p>
@@ -31492,6 +31673,45 @@
         </w:rPr>
         <w:t xml:space="preserve"> → this is the current book</w:t>
       </w:r>
+    </w:p>
+    <w:p>
+      <w:pPr>
+        <w:pStyle w:val="NormalWeb"/>
+        <w:rPr>
+          <w:rFonts w:ascii="Palatino Linotype" w:hAnsi="Palatino Linotype" w:cs="Palatino Linotype"/>
+          <w:sz w:val="32"/>
+          <w:szCs w:val="32"/>
+        </w:rPr>
+      </w:pPr>
+      <w:r>
+        <w:rPr>
+          <w:rFonts w:ascii="Palatino Linotype" w:hAnsi="Palatino Linotype" w:cs="Palatino Linotype"/>
+          <w:sz w:val="32"/>
+          <w:szCs w:val="32"/>
+        </w:rPr>
+        <w:t xml:space="preserve">– </w:t>
+      </w:r>
+      <w:bookmarkStart w:id="0" w:name="_GoBack"/>
+      <w:r>
+        <w:rPr>
+          <w:rFonts w:ascii="Palatino Linotype" w:hAnsi="Palatino Linotype" w:cs="Palatino Linotype"/>
+          <w:i/>
+          <w:sz w:val="32"/>
+          <w:szCs w:val="32"/>
+        </w:rPr>
+        <w:t>The Universe Beyond The Big Bang</w:t>
+      </w:r>
+      <w:bookmarkEnd w:id="0"/>
+    </w:p>
+    <w:p>
+      <w:pPr>
+        <w:pStyle w:val="NormalWeb"/>
+        <w:rPr>
+          <w:rFonts w:ascii="Palatino Linotype" w:hAnsi="Palatino Linotype" w:cs="Palatino Linotype"/>
+          <w:sz w:val="32"/>
+          <w:szCs w:val="32"/>
+        </w:rPr>
+      </w:pPr>
     </w:p>
     <w:p>
       <w:pPr>
@@ -31693,7 +31913,7 @@
             <w:sz w:val="24"/>
             <w:szCs w:val="24"/>
           </w:rPr>
-          <w:t>137</w:t>
+          <w:t>637</w:t>
         </w:r>
         <w:r>
           <w:rPr>
